--- a/rapports/2026-06-06/EQ34/EQ34_sup_v2/DR_021102000005/79-33-43-38.docx
+++ b/rapports/2026-06-06/EQ34/EQ34_sup_v2/DR_021102000005/79-33-43-38.docx
@@ -297,7 +297,7 @@
           <w:color w:val="1F6FEB"/>
           <w:sz w:val="22"/>
         </w:rPr>
-        <w:t>⚠ INCOHÉRENCES À CORRIGER (84)</w:t>
+        <w:t>⚠ INCOHÉRENCES À CORRIGER (80)</w:t>
       </w:r>
     </w:p>
     <w:tbl>
@@ -788,6 +788,1176 @@
                 <w:i w:val="0"/>
                 <w:sz w:val="16"/>
               </w:rPr>
+              <w:t>S03</w:t>
+              <w:br/>
+            </w:r>
+            <w:r>
+              <w:rPr>
+                <w:b w:val="0"/>
+                <w:i w:val="0"/>
+                <w:color w:val="64748B"/>
+                <w:sz w:val="14"/>
+              </w:rPr>
+              <w:t>Santé</w:t>
+            </w:r>
+          </w:p>
+        </w:tc>
+        <w:tc>
+          <w:tcPr>
+            <w:tcW w:type="dxa" w:w="1531"/>
+          </w:tcPr>
+          <w:p>
+            <w:r>
+              <w:rPr>
+                <w:b/>
+                <w:i w:val="0"/>
+                <w:color w:val="16A34A"/>
+                <w:sz w:val="16"/>
+              </w:rPr>
+              <w:t>s03q14, s03q15, s03q17, s03q18, s03q19, s03q20, s03q21</w:t>
+            </w:r>
+          </w:p>
+        </w:tc>
+        <w:tc>
+          <w:tcPr>
+            <w:tcW w:type="dxa" w:w="1191"/>
+          </w:tcPr>
+          <w:p>
+            <w:r>
+              <w:rPr>
+                <w:b w:val="0"/>
+                <w:i w:val="0"/>
+                <w:color w:val="64748B"/>
+                <w:sz w:val="16"/>
+              </w:rPr>
+              <w:t>GT-CQ</w:t>
+            </w:r>
+          </w:p>
+        </w:tc>
+        <w:tc>
+          <w:tcPr>
+            <w:tcW w:type="dxa" w:w="4706"/>
+          </w:tcPr>
+          <w:p>
+            <w:r>
+              <w:rPr>
+                <w:b w:val="0"/>
+                <w:i w:val="0"/>
+                <w:sz w:val="17"/>
+              </w:rPr>
+              <w:t>Incoherence!!! Saly DIEME a consulté dans un service de santé ou un guérisseur au cours des 3 derniers mois sans hospitalisation (3.13=Oui) mais la depense liée à cette consultation est nulle 0 ou ne sait pas partout dans les questions (s03q14 s03q15 s03q17 s03q18 s03q19 s03q20 s03q21).</w:t>
+            </w:r>
+          </w:p>
+        </w:tc>
+      </w:tr>
+      <w:tr>
+        <w:tc>
+          <w:tcPr>
+            <w:tcW w:type="dxa" w:w="964"/>
+          </w:tcPr>
+          <w:p>
+            <w:r>
+              <w:rPr>
+                <w:b/>
+                <w:i w:val="0"/>
+                <w:color w:val="DC2626"/>
+                <w:sz w:val="16"/>
+              </w:rPr>
+              <w:t>Haute</w:t>
+            </w:r>
+          </w:p>
+        </w:tc>
+        <w:tc>
+          <w:tcPr>
+            <w:tcW w:type="dxa" w:w="1247"/>
+          </w:tcPr>
+          <w:p>
+            <w:r>
+              <w:rPr>
+                <w:b/>
+                <w:i w:val="0"/>
+                <w:sz w:val="16"/>
+              </w:rPr>
+              <w:t>S03</w:t>
+              <w:br/>
+            </w:r>
+            <w:r>
+              <w:rPr>
+                <w:b w:val="0"/>
+                <w:i w:val="0"/>
+                <w:color w:val="64748B"/>
+                <w:sz w:val="14"/>
+              </w:rPr>
+              <w:t>Santé</w:t>
+            </w:r>
+          </w:p>
+        </w:tc>
+        <w:tc>
+          <w:tcPr>
+            <w:tcW w:type="dxa" w:w="1531"/>
+          </w:tcPr>
+          <w:p>
+            <w:r>
+              <w:rPr>
+                <w:b/>
+                <w:i w:val="0"/>
+                <w:color w:val="16A34A"/>
+                <w:sz w:val="16"/>
+              </w:rPr>
+              <w:t>—</w:t>
+            </w:r>
+          </w:p>
+        </w:tc>
+        <w:tc>
+          <w:tcPr>
+            <w:tcW w:type="dxa" w:w="1191"/>
+          </w:tcPr>
+          <w:p>
+            <w:r>
+              <w:rPr>
+                <w:b w:val="0"/>
+                <w:i w:val="0"/>
+                <w:color w:val="64748B"/>
+                <w:sz w:val="16"/>
+              </w:rPr>
+              <w:t>GT-CQ</w:t>
+            </w:r>
+          </w:p>
+        </w:tc>
+        <w:tc>
+          <w:tcPr>
+            <w:tcW w:type="dxa" w:w="4706"/>
+          </w:tcPr>
+          <w:p>
+            <w:r>
+              <w:rPr>
+                <w:b w:val="0"/>
+                <w:i w:val="0"/>
+                <w:sz w:val="17"/>
+              </w:rPr>
+              <w:t>Incohérent !!! Paule MARTYSE s'est consulté la première fois pour cette maladie (Accident/Blessure) chez un médecin généraliste et vous dites que  Paule MARTYSE n'est pas concerné par le montant des frais de consultation d'un médecin généraliste (3.14=9999).</w:t>
+            </w:r>
+          </w:p>
+        </w:tc>
+      </w:tr>
+      <w:tr>
+        <w:tc>
+          <w:tcPr>
+            <w:tcW w:type="dxa" w:w="964"/>
+          </w:tcPr>
+          <w:p>
+            <w:r>
+              <w:rPr>
+                <w:b/>
+                <w:i w:val="0"/>
+                <w:color w:val="DC2626"/>
+                <w:sz w:val="16"/>
+              </w:rPr>
+              <w:t>Haute</w:t>
+            </w:r>
+          </w:p>
+        </w:tc>
+        <w:tc>
+          <w:tcPr>
+            <w:tcW w:type="dxa" w:w="1247"/>
+          </w:tcPr>
+          <w:p>
+            <w:r>
+              <w:rPr>
+                <w:b/>
+                <w:i w:val="0"/>
+                <w:sz w:val="16"/>
+              </w:rPr>
+              <w:t>S03</w:t>
+              <w:br/>
+            </w:r>
+            <w:r>
+              <w:rPr>
+                <w:b w:val="0"/>
+                <w:i w:val="0"/>
+                <w:color w:val="64748B"/>
+                <w:sz w:val="14"/>
+              </w:rPr>
+              <w:t>Santé</w:t>
+            </w:r>
+          </w:p>
+        </w:tc>
+        <w:tc>
+          <w:tcPr>
+            <w:tcW w:type="dxa" w:w="1531"/>
+          </w:tcPr>
+          <w:p>
+            <w:r>
+              <w:rPr>
+                <w:b/>
+                <w:i w:val="0"/>
+                <w:color w:val="16A34A"/>
+                <w:sz w:val="16"/>
+              </w:rPr>
+              <w:t>—</w:t>
+            </w:r>
+          </w:p>
+        </w:tc>
+        <w:tc>
+          <w:tcPr>
+            <w:tcW w:type="dxa" w:w="1191"/>
+          </w:tcPr>
+          <w:p>
+            <w:r>
+              <w:rPr>
+                <w:b w:val="0"/>
+                <w:i w:val="0"/>
+                <w:color w:val="64748B"/>
+                <w:sz w:val="16"/>
+              </w:rPr>
+              <w:t>GT-CQ</w:t>
+            </w:r>
+          </w:p>
+        </w:tc>
+        <w:tc>
+          <w:tcPr>
+            <w:tcW w:type="dxa" w:w="4706"/>
+          </w:tcPr>
+          <w:p>
+            <w:r>
+              <w:rPr>
+                <w:b w:val="0"/>
+                <w:i w:val="0"/>
+                <w:sz w:val="17"/>
+              </w:rPr>
+              <w:t>Prière de verifier cette incohérence auprès de l'enquêté ou confirmer.</w:t>
+            </w:r>
+          </w:p>
+        </w:tc>
+      </w:tr>
+      <w:tr>
+        <w:tc>
+          <w:tcPr>
+            <w:tcW w:type="dxa" w:w="964"/>
+          </w:tcPr>
+          <w:p>
+            <w:r>
+              <w:rPr>
+                <w:b/>
+                <w:i w:val="0"/>
+                <w:color w:val="DC2626"/>
+                <w:sz w:val="16"/>
+              </w:rPr>
+              <w:t>Haute</w:t>
+            </w:r>
+          </w:p>
+        </w:tc>
+        <w:tc>
+          <w:tcPr>
+            <w:tcW w:type="dxa" w:w="1247"/>
+          </w:tcPr>
+          <w:p>
+            <w:r>
+              <w:rPr>
+                <w:b/>
+                <w:i w:val="0"/>
+                <w:sz w:val="16"/>
+              </w:rPr>
+              <w:t>S11</w:t>
+              <w:br/>
+            </w:r>
+            <w:r>
+              <w:rPr>
+                <w:b w:val="0"/>
+                <w:i w:val="0"/>
+                <w:color w:val="64748B"/>
+                <w:sz w:val="14"/>
+              </w:rPr>
+              <w:t>Logement / cadre de vie</w:t>
+            </w:r>
+          </w:p>
+        </w:tc>
+        <w:tc>
+          <w:tcPr>
+            <w:tcW w:type="dxa" w:w="1531"/>
+          </w:tcPr>
+          <w:p>
+            <w:r>
+              <w:rPr>
+                <w:b/>
+                <w:i w:val="0"/>
+                <w:color w:val="16A34A"/>
+                <w:sz w:val="16"/>
+              </w:rPr>
+              <w:t>—</w:t>
+            </w:r>
+          </w:p>
+        </w:tc>
+        <w:tc>
+          <w:tcPr>
+            <w:tcW w:type="dxa" w:w="1191"/>
+          </w:tcPr>
+          <w:p>
+            <w:r>
+              <w:rPr>
+                <w:b w:val="0"/>
+                <w:i w:val="0"/>
+                <w:color w:val="64748B"/>
+                <w:sz w:val="16"/>
+              </w:rPr>
+              <w:t>GT-CQ</w:t>
+            </w:r>
+          </w:p>
+        </w:tc>
+        <w:tc>
+          <w:tcPr>
+            <w:tcW w:type="dxa" w:w="4706"/>
+          </w:tcPr>
+          <w:p>
+            <w:r>
+              <w:rPr>
+                <w:b w:val="0"/>
+                <w:i w:val="0"/>
+                <w:sz w:val="17"/>
+              </w:rPr>
+              <w:t>Incoherent!!! Le nombre de pièces occupés (14) est superieur aux nombres de personnes vivant dans le ménage.</w:t>
+            </w:r>
+          </w:p>
+        </w:tc>
+      </w:tr>
+      <w:tr>
+        <w:tc>
+          <w:tcPr>
+            <w:tcW w:type="dxa" w:w="964"/>
+          </w:tcPr>
+          <w:p>
+            <w:r>
+              <w:rPr>
+                <w:b/>
+                <w:i w:val="0"/>
+                <w:color w:val="DC2626"/>
+                <w:sz w:val="16"/>
+              </w:rPr>
+              <w:t>Haute</w:t>
+            </w:r>
+          </w:p>
+        </w:tc>
+        <w:tc>
+          <w:tcPr>
+            <w:tcW w:type="dxa" w:w="1247"/>
+          </w:tcPr>
+          <w:p>
+            <w:r>
+              <w:rPr>
+                <w:b/>
+                <w:i w:val="0"/>
+                <w:sz w:val="16"/>
+              </w:rPr>
+              <w:t>S11</w:t>
+              <w:br/>
+            </w:r>
+            <w:r>
+              <w:rPr>
+                <w:b w:val="0"/>
+                <w:i w:val="0"/>
+                <w:color w:val="64748B"/>
+                <w:sz w:val="14"/>
+              </w:rPr>
+              <w:t>Logement / cadre de vie</w:t>
+            </w:r>
+          </w:p>
+        </w:tc>
+        <w:tc>
+          <w:tcPr>
+            <w:tcW w:type="dxa" w:w="1531"/>
+          </w:tcPr>
+          <w:p>
+            <w:r>
+              <w:rPr>
+                <w:b/>
+                <w:i w:val="0"/>
+                <w:color w:val="16A34A"/>
+                <w:sz w:val="16"/>
+              </w:rPr>
+              <w:t>—</w:t>
+            </w:r>
+          </w:p>
+        </w:tc>
+        <w:tc>
+          <w:tcPr>
+            <w:tcW w:type="dxa" w:w="1191"/>
+          </w:tcPr>
+          <w:p>
+            <w:r>
+              <w:rPr>
+                <w:b w:val="0"/>
+                <w:i w:val="0"/>
+                <w:color w:val="64748B"/>
+                <w:sz w:val="16"/>
+              </w:rPr>
+              <w:t>GT-CQ</w:t>
+            </w:r>
+          </w:p>
+        </w:tc>
+        <w:tc>
+          <w:tcPr>
+            <w:tcW w:type="dxa" w:w="4706"/>
+          </w:tcPr>
+          <w:p>
+            <w:r>
+              <w:rPr>
+                <w:b w:val="0"/>
+                <w:i w:val="0"/>
+                <w:sz w:val="17"/>
+              </w:rPr>
+              <w:t>Prière de corriger cette incohérence.</w:t>
+            </w:r>
+          </w:p>
+        </w:tc>
+      </w:tr>
+      <w:tr>
+        <w:tc>
+          <w:tcPr>
+            <w:tcW w:type="dxa" w:w="964"/>
+          </w:tcPr>
+          <w:p>
+            <w:r>
+              <w:rPr>
+                <w:b/>
+                <w:i w:val="0"/>
+                <w:color w:val="DC2626"/>
+                <w:sz w:val="16"/>
+              </w:rPr>
+              <w:t>Haute</w:t>
+            </w:r>
+          </w:p>
+        </w:tc>
+        <w:tc>
+          <w:tcPr>
+            <w:tcW w:type="dxa" w:w="1247"/>
+          </w:tcPr>
+          <w:p>
+            <w:r>
+              <w:rPr>
+                <w:b/>
+                <w:i w:val="0"/>
+                <w:sz w:val="16"/>
+              </w:rPr>
+              <w:t>S11</w:t>
+              <w:br/>
+            </w:r>
+            <w:r>
+              <w:rPr>
+                <w:b w:val="0"/>
+                <w:i w:val="0"/>
+                <w:color w:val="64748B"/>
+                <w:sz w:val="14"/>
+              </w:rPr>
+              <w:t>Logement / cadre de vie</w:t>
+            </w:r>
+          </w:p>
+        </w:tc>
+        <w:tc>
+          <w:tcPr>
+            <w:tcW w:type="dxa" w:w="1531"/>
+          </w:tcPr>
+          <w:p>
+            <w:r>
+              <w:rPr>
+                <w:b/>
+                <w:i w:val="0"/>
+                <w:color w:val="16A34A"/>
+                <w:sz w:val="16"/>
+              </w:rPr>
+              <w:t>—</w:t>
+            </w:r>
+          </w:p>
+        </w:tc>
+        <w:tc>
+          <w:tcPr>
+            <w:tcW w:type="dxa" w:w="1191"/>
+          </w:tcPr>
+          <w:p>
+            <w:r>
+              <w:rPr>
+                <w:b w:val="0"/>
+                <w:i w:val="0"/>
+                <w:color w:val="64748B"/>
+                <w:sz w:val="16"/>
+              </w:rPr>
+              <w:t>GT-CQ</w:t>
+            </w:r>
+          </w:p>
+        </w:tc>
+        <w:tc>
+          <w:tcPr>
+            <w:tcW w:type="dxa" w:w="4706"/>
+          </w:tcPr>
+          <w:p>
+            <w:r>
+              <w:rPr>
+                <w:b w:val="0"/>
+                <w:i w:val="0"/>
+                <w:sz w:val="17"/>
+              </w:rPr>
+              <w:t>Incoherence!! Le ménage a depensé .</w:t>
+            </w:r>
+          </w:p>
+        </w:tc>
+      </w:tr>
+      <w:tr>
+        <w:tc>
+          <w:tcPr>
+            <w:tcW w:type="dxa" w:w="964"/>
+          </w:tcPr>
+          <w:p>
+            <w:r>
+              <w:rPr>
+                <w:b/>
+                <w:i w:val="0"/>
+                <w:color w:val="DC2626"/>
+                <w:sz w:val="16"/>
+              </w:rPr>
+              <w:t>Haute</w:t>
+            </w:r>
+          </w:p>
+        </w:tc>
+        <w:tc>
+          <w:tcPr>
+            <w:tcW w:type="dxa" w:w="1247"/>
+          </w:tcPr>
+          <w:p>
+            <w:r>
+              <w:rPr>
+                <w:b/>
+                <w:i w:val="0"/>
+                <w:sz w:val="16"/>
+              </w:rPr>
+              <w:t>S11</w:t>
+              <w:br/>
+            </w:r>
+            <w:r>
+              <w:rPr>
+                <w:b w:val="0"/>
+                <w:i w:val="0"/>
+                <w:color w:val="64748B"/>
+                <w:sz w:val="14"/>
+              </w:rPr>
+              <w:t>Logement / cadre de vie</w:t>
+            </w:r>
+          </w:p>
+        </w:tc>
+        <w:tc>
+          <w:tcPr>
+            <w:tcW w:type="dxa" w:w="1531"/>
+          </w:tcPr>
+          <w:p>
+            <w:r>
+              <w:rPr>
+                <w:b/>
+                <w:i w:val="0"/>
+                <w:color w:val="16A34A"/>
+                <w:sz w:val="16"/>
+              </w:rPr>
+              <w:t>s01q29, s01q31, s04q24, s00q04, s11q21, s09fq03, s09fq011</w:t>
+            </w:r>
+          </w:p>
+        </w:tc>
+        <w:tc>
+          <w:tcPr>
+            <w:tcW w:type="dxa" w:w="1191"/>
+          </w:tcPr>
+          <w:p>
+            <w:r>
+              <w:rPr>
+                <w:b w:val="0"/>
+                <w:i w:val="0"/>
+                <w:color w:val="64748B"/>
+                <w:sz w:val="16"/>
+              </w:rPr>
+              <w:t>GT-CQ</w:t>
+            </w:r>
+          </w:p>
+        </w:tc>
+        <w:tc>
+          <w:tcPr>
+            <w:tcW w:type="dxa" w:w="4706"/>
+          </w:tcPr>
+          <w:p>
+            <w:r>
+              <w:rPr>
+                <w:b w:val="0"/>
+                <w:i w:val="0"/>
+                <w:sz w:val="17"/>
+              </w:rPr>
+              <w:t>FCFA dans Frais de connexion au réseau de distribution d'eau mais dit ne pas être connecté à un réseau d'eau courante, prière de corriger cette incoherence</w:t>
+            </w:r>
+          </w:p>
+        </w:tc>
+      </w:tr>
+      <w:tr>
+        <w:tc>
+          <w:tcPr>
+            <w:tcW w:type="dxa" w:w="964"/>
+          </w:tcPr>
+          <w:p>
+            <w:r>
+              <w:rPr>
+                <w:b/>
+                <w:i w:val="0"/>
+                <w:color w:val="DC2626"/>
+                <w:sz w:val="16"/>
+              </w:rPr>
+              <w:t>Haute</w:t>
+            </w:r>
+          </w:p>
+        </w:tc>
+        <w:tc>
+          <w:tcPr>
+            <w:tcW w:type="dxa" w:w="1247"/>
+          </w:tcPr>
+          <w:p>
+            <w:r>
+              <w:rPr>
+                <w:b/>
+                <w:i w:val="0"/>
+                <w:sz w:val="16"/>
+              </w:rPr>
+              <w:t>S16</w:t>
+              <w:br/>
+            </w:r>
+            <w:r>
+              <w:rPr>
+                <w:b w:val="0"/>
+                <w:i w:val="0"/>
+                <w:color w:val="64748B"/>
+                <w:sz w:val="14"/>
+              </w:rPr>
+              <w:t>Agriculture</w:t>
+            </w:r>
+          </w:p>
+        </w:tc>
+        <w:tc>
+          <w:tcPr>
+            <w:tcW w:type="dxa" w:w="1531"/>
+          </w:tcPr>
+          <w:p>
+            <w:r>
+              <w:rPr>
+                <w:b/>
+                <w:i w:val="0"/>
+                <w:color w:val="16A34A"/>
+                <w:sz w:val="16"/>
+              </w:rPr>
+              <w:t>s00q07a, s00q08, s00q10, s00q13_0, s00q15_0, s00q17_0, s00q23a, s00q23b</w:t>
+            </w:r>
+          </w:p>
+        </w:tc>
+        <w:tc>
+          <w:tcPr>
+            <w:tcW w:type="dxa" w:w="1191"/>
+          </w:tcPr>
+          <w:p>
+            <w:r>
+              <w:rPr>
+                <w:b w:val="0"/>
+                <w:i w:val="0"/>
+                <w:color w:val="64748B"/>
+                <w:sz w:val="16"/>
+              </w:rPr>
+              <w:t>GT-CQ</w:t>
+            </w:r>
+          </w:p>
+        </w:tc>
+        <w:tc>
+          <w:tcPr>
+            <w:tcW w:type="dxa" w:w="4706"/>
+          </w:tcPr>
+          <w:p>
+            <w:r>
+              <w:rPr>
+                <w:b w:val="0"/>
+                <w:i w:val="0"/>
+                <w:sz w:val="17"/>
+              </w:rPr>
+              <w:t>La somme des quantités consommées (0 kg), des quantités offertes (40 kg),  des quantités vendus (0 kg) et des quantités en stock (210 kg) depasse la quantité totale (1 kg) que le ménage a eu après la recolte de Riz Paddy , prière de corriger cette incoherence.</w:t>
+            </w:r>
+          </w:p>
+        </w:tc>
+      </w:tr>
+      <w:tr>
+        <w:tc>
+          <w:tcPr>
+            <w:tcW w:type="dxa" w:w="964"/>
+          </w:tcPr>
+          <w:p>
+            <w:r>
+              <w:rPr>
+                <w:b/>
+                <w:i w:val="0"/>
+                <w:color w:val="EA580C"/>
+                <w:sz w:val="16"/>
+              </w:rPr>
+              <w:t>Moyenne</w:t>
+            </w:r>
+          </w:p>
+        </w:tc>
+        <w:tc>
+          <w:tcPr>
+            <w:tcW w:type="dxa" w:w="1247"/>
+          </w:tcPr>
+          <w:p>
+            <w:r>
+              <w:rPr>
+                <w:b/>
+                <w:i w:val="0"/>
+                <w:sz w:val="16"/>
+              </w:rPr>
+              <w:t>S00</w:t>
+              <w:br/>
+            </w:r>
+            <w:r>
+              <w:rPr>
+                <w:b w:val="0"/>
+                <w:i w:val="0"/>
+                <w:color w:val="64748B"/>
+                <w:sz w:val="14"/>
+              </w:rPr>
+              <w:t>Identification</w:t>
+            </w:r>
+          </w:p>
+        </w:tc>
+        <w:tc>
+          <w:tcPr>
+            <w:tcW w:type="dxa" w:w="1531"/>
+          </w:tcPr>
+          <w:p>
+            <w:r>
+              <w:rPr>
+                <w:b/>
+                <w:i w:val="0"/>
+                <w:color w:val="16A34A"/>
+                <w:sz w:val="16"/>
+              </w:rPr>
+              <w:t>s00q27</w:t>
+            </w:r>
+          </w:p>
+        </w:tc>
+        <w:tc>
+          <w:tcPr>
+            <w:tcW w:type="dxa" w:w="1191"/>
+          </w:tcPr>
+          <w:p>
+            <w:r>
+              <w:rPr>
+                <w:b w:val="0"/>
+                <w:i w:val="0"/>
+                <w:color w:val="64748B"/>
+                <w:sz w:val="16"/>
+              </w:rPr>
+              <w:t>GT-CQ</w:t>
+            </w:r>
+          </w:p>
+        </w:tc>
+        <w:tc>
+          <w:tcPr>
+            <w:tcW w:type="dxa" w:w="4706"/>
+          </w:tcPr>
+          <w:p>
+            <w:r>
+              <w:rPr>
+                <w:b w:val="0"/>
+                <w:i w:val="0"/>
+                <w:sz w:val="17"/>
+              </w:rPr>
+              <w:t>Le questionnaire semble ne pas être complètement fini mais le questionnaire est en statut complet, prière de compléter le questionnaire.</w:t>
+            </w:r>
+          </w:p>
+        </w:tc>
+      </w:tr>
+      <w:tr>
+        <w:tc>
+          <w:tcPr>
+            <w:tcW w:type="dxa" w:w="964"/>
+          </w:tcPr>
+          <w:p>
+            <w:r>
+              <w:rPr>
+                <w:b/>
+                <w:i w:val="0"/>
+                <w:color w:val="EA580C"/>
+                <w:sz w:val="16"/>
+              </w:rPr>
+              <w:t>Moyenne</w:t>
+            </w:r>
+          </w:p>
+        </w:tc>
+        <w:tc>
+          <w:tcPr>
+            <w:tcW w:type="dxa" w:w="1247"/>
+          </w:tcPr>
+          <w:p>
+            <w:r>
+              <w:rPr>
+                <w:b/>
+                <w:i w:val="0"/>
+                <w:sz w:val="16"/>
+              </w:rPr>
+              <w:t>S00</w:t>
+              <w:br/>
+            </w:r>
+            <w:r>
+              <w:rPr>
+                <w:b w:val="0"/>
+                <w:i w:val="0"/>
+                <w:color w:val="64748B"/>
+                <w:sz w:val="14"/>
+              </w:rPr>
+              <w:t>Identification</w:t>
+            </w:r>
+          </w:p>
+        </w:tc>
+        <w:tc>
+          <w:tcPr>
+            <w:tcW w:type="dxa" w:w="1531"/>
+          </w:tcPr>
+          <w:p>
+            <w:r>
+              <w:rPr>
+                <w:b/>
+                <w:i w:val="0"/>
+                <w:color w:val="16A34A"/>
+                <w:sz w:val="16"/>
+              </w:rPr>
+              <w:t>—</w:t>
+            </w:r>
+          </w:p>
+        </w:tc>
+        <w:tc>
+          <w:tcPr>
+            <w:tcW w:type="dxa" w:w="1191"/>
+          </w:tcPr>
+          <w:p>
+            <w:r>
+              <w:rPr>
+                <w:b w:val="0"/>
+                <w:i w:val="0"/>
+                <w:color w:val="64748B"/>
+                <w:sz w:val="16"/>
+              </w:rPr>
+              <w:t>GT-CQ</w:t>
+            </w:r>
+          </w:p>
+        </w:tc>
+        <w:tc>
+          <w:tcPr>
+            <w:tcW w:type="dxa" w:w="4706"/>
+          </w:tcPr>
+          <w:p>
+            <w:r>
+              <w:rPr>
+                <w:b w:val="0"/>
+                <w:i w:val="0"/>
+                <w:sz w:val="17"/>
+              </w:rPr>
+              <w:t>L'adresse ou la localisation du ménage doit être bien renseignée, ne doit pas contenir des numéros de téléphone et elle semble courte pour être une adresse.</w:t>
+            </w:r>
+          </w:p>
+        </w:tc>
+      </w:tr>
+      <w:tr>
+        <w:tc>
+          <w:tcPr>
+            <w:tcW w:type="dxa" w:w="964"/>
+          </w:tcPr>
+          <w:p>
+            <w:r>
+              <w:rPr>
+                <w:b/>
+                <w:i w:val="0"/>
+                <w:color w:val="EA580C"/>
+                <w:sz w:val="16"/>
+              </w:rPr>
+              <w:t>Moyenne</w:t>
+            </w:r>
+          </w:p>
+        </w:tc>
+        <w:tc>
+          <w:tcPr>
+            <w:tcW w:type="dxa" w:w="1247"/>
+          </w:tcPr>
+          <w:p>
+            <w:r>
+              <w:rPr>
+                <w:b/>
+                <w:i w:val="0"/>
+                <w:sz w:val="16"/>
+              </w:rPr>
+              <w:t>S00</w:t>
+              <w:br/>
+            </w:r>
+            <w:r>
+              <w:rPr>
+                <w:b w:val="0"/>
+                <w:i w:val="0"/>
+                <w:color w:val="64748B"/>
+                <w:sz w:val="14"/>
+              </w:rPr>
+              <w:t>Identification</w:t>
+            </w:r>
+          </w:p>
+        </w:tc>
+        <w:tc>
+          <w:tcPr>
+            <w:tcW w:type="dxa" w:w="1531"/>
+          </w:tcPr>
+          <w:p>
+            <w:r>
+              <w:rPr>
+                <w:b/>
+                <w:i w:val="0"/>
+                <w:color w:val="16A34A"/>
+                <w:sz w:val="16"/>
+              </w:rPr>
+              <w:t>s00q08, s00q10</w:t>
+            </w:r>
+          </w:p>
+        </w:tc>
+        <w:tc>
+          <w:tcPr>
+            <w:tcW w:type="dxa" w:w="1191"/>
+          </w:tcPr>
+          <w:p>
+            <w:r>
+              <w:rPr>
+                <w:b w:val="0"/>
+                <w:i w:val="0"/>
+                <w:color w:val="64748B"/>
+                <w:sz w:val="16"/>
+              </w:rPr>
+              <w:t>GT-CQ</w:t>
+            </w:r>
+          </w:p>
+        </w:tc>
+        <w:tc>
+          <w:tcPr>
+            <w:tcW w:type="dxa" w:w="4706"/>
+          </w:tcPr>
+          <w:p>
+            <w:r>
+              <w:rPr>
+                <w:b w:val="0"/>
+                <w:i w:val="0"/>
+                <w:sz w:val="17"/>
+              </w:rPr>
+              <w:t>Prière de renseigner la bonne adresse.Le ménage de DIERE DIATTA n'est pas un ménage sélectionné mais soit plutot un ménage de remplacement s'il a été réellement enquêté sinon remettez-le au ménage non rempli.</w:t>
+            </w:r>
+          </w:p>
+        </w:tc>
+      </w:tr>
+      <w:tr>
+        <w:tc>
+          <w:tcPr>
+            <w:tcW w:type="dxa" w:w="964"/>
+          </w:tcPr>
+          <w:p>
+            <w:r>
+              <w:rPr>
+                <w:b/>
+                <w:i w:val="0"/>
+                <w:color w:val="EA580C"/>
+                <w:sz w:val="16"/>
+              </w:rPr>
+              <w:t>Moyenne</w:t>
+            </w:r>
+          </w:p>
+        </w:tc>
+        <w:tc>
+          <w:tcPr>
+            <w:tcW w:type="dxa" w:w="1247"/>
+          </w:tcPr>
+          <w:p>
+            <w:r>
+              <w:rPr>
+                <w:b/>
+                <w:i w:val="0"/>
+                <w:sz w:val="16"/>
+              </w:rPr>
+              <w:t>S01</w:t>
+              <w:br/>
+            </w:r>
+            <w:r>
+              <w:rPr>
+                <w:b w:val="0"/>
+                <w:i w:val="0"/>
+                <w:color w:val="64748B"/>
+                <w:sz w:val="14"/>
+              </w:rPr>
+              <w:t>Démographie</w:t>
+            </w:r>
+          </w:p>
+        </w:tc>
+        <w:tc>
+          <w:tcPr>
+            <w:tcW w:type="dxa" w:w="1531"/>
+          </w:tcPr>
+          <w:p>
+            <w:r>
+              <w:rPr>
+                <w:b/>
+                <w:i w:val="0"/>
+                <w:color w:val="16A34A"/>
+                <w:sz w:val="16"/>
+              </w:rPr>
+              <w:t>—</w:t>
+            </w:r>
+          </w:p>
+        </w:tc>
+        <w:tc>
+          <w:tcPr>
+            <w:tcW w:type="dxa" w:w="1191"/>
+          </w:tcPr>
+          <w:p>
+            <w:r>
+              <w:rPr>
+                <w:b w:val="0"/>
+                <w:i w:val="0"/>
+                <w:color w:val="64748B"/>
+                <w:sz w:val="16"/>
+              </w:rPr>
+              <w:t>GT-CQ</w:t>
+            </w:r>
+          </w:p>
+        </w:tc>
+        <w:tc>
+          <w:tcPr>
+            <w:tcW w:type="dxa" w:w="4706"/>
+          </w:tcPr>
+          <w:p>
+            <w:r>
+              <w:rPr>
+                <w:b w:val="0"/>
+                <w:i w:val="0"/>
+                <w:sz w:val="17"/>
+              </w:rPr>
+              <w:t>Prière de verifier l'information donnée par Diere DIATTA ou corriger au niveau de la section 1.</w:t>
+            </w:r>
+          </w:p>
+        </w:tc>
+      </w:tr>
+      <w:tr>
+        <w:tc>
+          <w:tcPr>
+            <w:tcW w:type="dxa" w:w="964"/>
+          </w:tcPr>
+          <w:p>
+            <w:r>
+              <w:rPr>
+                <w:b/>
+                <w:i w:val="0"/>
+                <w:color w:val="EA580C"/>
+                <w:sz w:val="16"/>
+              </w:rPr>
+              <w:t>Moyenne</w:t>
+            </w:r>
+          </w:p>
+        </w:tc>
+        <w:tc>
+          <w:tcPr>
+            <w:tcW w:type="dxa" w:w="1247"/>
+          </w:tcPr>
+          <w:p>
+            <w:r>
+              <w:rPr>
+                <w:b/>
+                <w:i w:val="0"/>
+                <w:sz w:val="16"/>
+              </w:rPr>
+              <w:t>S01</w:t>
+              <w:br/>
+            </w:r>
+            <w:r>
+              <w:rPr>
+                <w:b w:val="0"/>
+                <w:i w:val="0"/>
+                <w:color w:val="64748B"/>
+                <w:sz w:val="14"/>
+              </w:rPr>
+              <w:t>Démographie</w:t>
+            </w:r>
+          </w:p>
+        </w:tc>
+        <w:tc>
+          <w:tcPr>
+            <w:tcW w:type="dxa" w:w="1531"/>
+          </w:tcPr>
+          <w:p>
+            <w:r>
+              <w:rPr>
+                <w:b/>
+                <w:i w:val="0"/>
+                <w:color w:val="16A34A"/>
+                <w:sz w:val="16"/>
+              </w:rPr>
+              <w:t>—</w:t>
+            </w:r>
+          </w:p>
+        </w:tc>
+        <w:tc>
+          <w:tcPr>
+            <w:tcW w:type="dxa" w:w="1191"/>
+          </w:tcPr>
+          <w:p>
+            <w:r>
+              <w:rPr>
+                <w:b w:val="0"/>
+                <w:i w:val="0"/>
+                <w:color w:val="64748B"/>
+                <w:sz w:val="16"/>
+              </w:rPr>
+              <w:t>GT-CQ</w:t>
+            </w:r>
+          </w:p>
+        </w:tc>
+        <w:tc>
+          <w:tcPr>
+            <w:tcW w:type="dxa" w:w="4706"/>
+          </w:tcPr>
+          <w:p>
+            <w:r>
+              <w:rPr>
+                <w:b w:val="0"/>
+                <w:i w:val="0"/>
+                <w:sz w:val="17"/>
+              </w:rPr>
+              <w:t>Prière de verifier l'information donnée par Ndeye DJIBA ou corriger au niveau de la section 1.</w:t>
+            </w:r>
+          </w:p>
+        </w:tc>
+      </w:tr>
+      <w:tr>
+        <w:tc>
+          <w:tcPr>
+            <w:tcW w:type="dxa" w:w="964"/>
+          </w:tcPr>
+          <w:p>
+            <w:r>
+              <w:rPr>
+                <w:b/>
+                <w:i w:val="0"/>
+                <w:color w:val="EA580C"/>
+                <w:sz w:val="16"/>
+              </w:rPr>
+              <w:t>Moyenne</w:t>
+            </w:r>
+          </w:p>
+        </w:tc>
+        <w:tc>
+          <w:tcPr>
+            <w:tcW w:type="dxa" w:w="1247"/>
+          </w:tcPr>
+          <w:p>
+            <w:r>
+              <w:rPr>
+                <w:b/>
+                <w:i w:val="0"/>
+                <w:sz w:val="16"/>
+              </w:rPr>
               <w:t>S02</w:t>
               <w:br/>
             </w:r>
@@ -845,7 +2015,7 @@
                 <w:i w:val="0"/>
                 <w:sz w:val="17"/>
               </w:rPr>
-              <w:t>Incohérence!!! seulement les écoles privées paient les frais de scolarité (y compris les frais d'inscription).</w:t>
+              <w:t>Attention!!! le montant payé pour les frais de scolarité ( 11000 FCFA) de Mamadou Kandja DIATTA  qui fréquente 3ème année de Maternelle semble faible.</w:t>
             </w:r>
           </w:p>
         </w:tc>
@@ -860,10 +2030,10 @@
               <w:rPr>
                 <w:b/>
                 <w:i w:val="0"/>
-                <w:color w:val="DC2626"/>
-                <w:sz w:val="16"/>
-              </w:rPr>
-              <w:t>Haute</w:t>
+                <w:color w:val="EA580C"/>
+                <w:sz w:val="16"/>
+              </w:rPr>
+              <w:t>Moyenne</w:t>
             </w:r>
           </w:p>
         </w:tc>
@@ -878,7 +2048,7 @@
                 <w:i w:val="0"/>
                 <w:sz w:val="16"/>
               </w:rPr>
-              <w:t>S03</w:t>
+              <w:t>S02</w:t>
               <w:br/>
             </w:r>
             <w:r>
@@ -888,7 +2058,7 @@
                 <w:color w:val="64748B"/>
                 <w:sz w:val="14"/>
               </w:rPr>
-              <w:t>Santé</w:t>
+              <w:t>Éducation</w:t>
             </w:r>
           </w:p>
         </w:tc>
@@ -904,7 +2074,7 @@
                 <w:color w:val="16A34A"/>
                 <w:sz w:val="16"/>
               </w:rPr>
-              <w:t>s03q14, s03q15, s03q17, s03q18, s03q19, s03q20, s03q21</w:t>
+              <w:t>—</w:t>
             </w:r>
           </w:p>
         </w:tc>
@@ -935,7 +2105,7 @@
                 <w:i w:val="0"/>
                 <w:sz w:val="17"/>
               </w:rPr>
-              <w:t>Incoherence!!! Saly DIEME a consulté dans un service de santé ou un guérisseur au cours des 3 derniers mois sans hospitalisation (3.13=Oui) mais la depense liée à cette consultation est nulle 0 ou ne sait pas partout dans les questions (s03q14 s03q15 s03q17 s03q18 s03q19 s03q20 s03q21).</w:t>
+              <w:t>Veuillez verifier cette information auprès de l'enquêté ou confirmer avec le QG.</w:t>
             </w:r>
           </w:p>
         </w:tc>
@@ -950,10 +2120,10 @@
               <w:rPr>
                 <w:b/>
                 <w:i w:val="0"/>
-                <w:color w:val="DC2626"/>
-                <w:sz w:val="16"/>
-              </w:rPr>
-              <w:t>Haute</w:t>
+                <w:color w:val="EA580C"/>
+                <w:sz w:val="16"/>
+              </w:rPr>
+              <w:t>Moyenne</w:t>
             </w:r>
           </w:p>
         </w:tc>
@@ -968,7 +2138,7 @@
                 <w:i w:val="0"/>
                 <w:sz w:val="16"/>
               </w:rPr>
-              <w:t>S03</w:t>
+              <w:t>S02</w:t>
               <w:br/>
             </w:r>
             <w:r>
@@ -978,7 +2148,7 @@
                 <w:color w:val="64748B"/>
                 <w:sz w:val="14"/>
               </w:rPr>
-              <w:t>Santé</w:t>
+              <w:t>Éducation</w:t>
             </w:r>
           </w:p>
         </w:tc>
@@ -994,7 +2164,7 @@
                 <w:color w:val="16A34A"/>
                 <w:sz w:val="16"/>
               </w:rPr>
-              <w:t>—</w:t>
+              <w:t>s01q63, s00q04, s02q25, s01q00b, s02q17_2, s02q15_2</w:t>
             </w:r>
           </w:p>
         </w:tc>
@@ -1025,7 +2195,7 @@
                 <w:i w:val="0"/>
                 <w:sz w:val="17"/>
               </w:rPr>
-              <w:t>Incohérent !!! Paule MARTYSE s'est consulté la première fois pour cette maladie (Accident/Blessure) chez un médecin généraliste et vous dites que  Paule MARTYSE n'est pas concerné par le montant des frais de consultation d'un médecin généraliste (3.14=9999).</w:t>
+              <w:t>Dans les milieux urbains c'est peu probable de voir une école dont les élèves ou étudiants ne dépensent pas en frais d'uniformes, prière de verifier pour Mamadou Kandja DIATTA qui fréquente 3ème année de Maternelle et corriger ou confirmer avec le QG.</w:t>
             </w:r>
           </w:p>
         </w:tc>
@@ -1040,10 +2210,10 @@
               <w:rPr>
                 <w:b/>
                 <w:i w:val="0"/>
-                <w:color w:val="DC2626"/>
-                <w:sz w:val="16"/>
-              </w:rPr>
-              <w:t>Haute</w:t>
+                <w:color w:val="EA580C"/>
+                <w:sz w:val="16"/>
+              </w:rPr>
+              <w:t>Moyenne</w:t>
             </w:r>
           </w:p>
         </w:tc>
@@ -1058,7 +2228,7 @@
                 <w:i w:val="0"/>
                 <w:sz w:val="16"/>
               </w:rPr>
-              <w:t>S03</w:t>
+              <w:t>S02</w:t>
               <w:br/>
             </w:r>
             <w:r>
@@ -1068,7 +2238,7 @@
                 <w:color w:val="64748B"/>
                 <w:sz w:val="14"/>
               </w:rPr>
-              <w:t>Santé</w:t>
+              <w:t>Éducation</w:t>
             </w:r>
           </w:p>
         </w:tc>
@@ -1084,7 +2254,7 @@
                 <w:color w:val="16A34A"/>
                 <w:sz w:val="16"/>
               </w:rPr>
-              <w:t>—</w:t>
+              <w:t>s01q63, s00q04, s02q25, s01q00b, s02q17_2, s02q15_2</w:t>
             </w:r>
           </w:p>
         </w:tc>
@@ -1115,7 +2285,7 @@
                 <w:i w:val="0"/>
                 <w:sz w:val="17"/>
               </w:rPr>
-              <w:t>Prière de verifier cette incohérence auprès de l'enquêté ou confirmer.</w:t>
+              <w:t>Dans les milieux urbains c'est peu probable de voir une école dont les élèves ou étudiants ne dépensent pas en frais d'uniformes, prière de verifier pour Maguette SOW qui fréquente 3ème année de Primaire et corriger ou confirmer avec le QG.</w:t>
             </w:r>
           </w:p>
         </w:tc>
@@ -1130,10 +2300,10 @@
               <w:rPr>
                 <w:b/>
                 <w:i w:val="0"/>
-                <w:color w:val="DC2626"/>
-                <w:sz w:val="16"/>
-              </w:rPr>
-              <w:t>Haute</w:t>
+                <w:color w:val="EA580C"/>
+                <w:sz w:val="16"/>
+              </w:rPr>
+              <w:t>Moyenne</w:t>
             </w:r>
           </w:p>
         </w:tc>
@@ -1148,7 +2318,7 @@
                 <w:i w:val="0"/>
                 <w:sz w:val="16"/>
               </w:rPr>
-              <w:t>S11</w:t>
+              <w:t>S02</w:t>
               <w:br/>
             </w:r>
             <w:r>
@@ -1158,7 +2328,7 @@
                 <w:color w:val="64748B"/>
                 <w:sz w:val="14"/>
               </w:rPr>
-              <w:t>Logement / cadre de vie</w:t>
+              <w:t>Éducation</w:t>
             </w:r>
           </w:p>
         </w:tc>
@@ -1174,7 +2344,7 @@
                 <w:color w:val="16A34A"/>
                 <w:sz w:val="16"/>
               </w:rPr>
-              <w:t>—</w:t>
+              <w:t>s01q63, s00q04, s02q25, s01q00b, s02q17_2, s02q15_2</w:t>
             </w:r>
           </w:p>
         </w:tc>
@@ -1205,1537 +2375,7 @@
                 <w:i w:val="0"/>
                 <w:sz w:val="17"/>
               </w:rPr>
-              <w:t>Incoherent!!! Le nombre de pièces occupés (14) est superieur aux nombres de personnes vivant dans le ménage.</w:t>
-            </w:r>
-          </w:p>
-        </w:tc>
-      </w:tr>
-      <w:tr>
-        <w:tc>
-          <w:tcPr>
-            <w:tcW w:type="dxa" w:w="964"/>
-          </w:tcPr>
-          <w:p>
-            <w:r>
-              <w:rPr>
-                <w:b/>
-                <w:i w:val="0"/>
-                <w:color w:val="DC2626"/>
-                <w:sz w:val="16"/>
-              </w:rPr>
-              <w:t>Haute</w:t>
-            </w:r>
-          </w:p>
-        </w:tc>
-        <w:tc>
-          <w:tcPr>
-            <w:tcW w:type="dxa" w:w="1247"/>
-          </w:tcPr>
-          <w:p>
-            <w:r>
-              <w:rPr>
-                <w:b/>
-                <w:i w:val="0"/>
-                <w:sz w:val="16"/>
-              </w:rPr>
-              <w:t>S11</w:t>
-              <w:br/>
-            </w:r>
-            <w:r>
-              <w:rPr>
-                <w:b w:val="0"/>
-                <w:i w:val="0"/>
-                <w:color w:val="64748B"/>
-                <w:sz w:val="14"/>
-              </w:rPr>
-              <w:t>Logement / cadre de vie</w:t>
-            </w:r>
-          </w:p>
-        </w:tc>
-        <w:tc>
-          <w:tcPr>
-            <w:tcW w:type="dxa" w:w="1531"/>
-          </w:tcPr>
-          <w:p>
-            <w:r>
-              <w:rPr>
-                <w:b/>
-                <w:i w:val="0"/>
-                <w:color w:val="16A34A"/>
-                <w:sz w:val="16"/>
-              </w:rPr>
-              <w:t>—</w:t>
-            </w:r>
-          </w:p>
-        </w:tc>
-        <w:tc>
-          <w:tcPr>
-            <w:tcW w:type="dxa" w:w="1191"/>
-          </w:tcPr>
-          <w:p>
-            <w:r>
-              <w:rPr>
-                <w:b w:val="0"/>
-                <w:i w:val="0"/>
-                <w:color w:val="64748B"/>
-                <w:sz w:val="16"/>
-              </w:rPr>
-              <w:t>GT-CQ</w:t>
-            </w:r>
-          </w:p>
-        </w:tc>
-        <w:tc>
-          <w:tcPr>
-            <w:tcW w:type="dxa" w:w="4706"/>
-          </w:tcPr>
-          <w:p>
-            <w:r>
-              <w:rPr>
-                <w:b w:val="0"/>
-                <w:i w:val="0"/>
-                <w:sz w:val="17"/>
-              </w:rPr>
-              <w:t>Prière de corriger cette incohérence.</w:t>
-            </w:r>
-          </w:p>
-        </w:tc>
-      </w:tr>
-      <w:tr>
-        <w:tc>
-          <w:tcPr>
-            <w:tcW w:type="dxa" w:w="964"/>
-          </w:tcPr>
-          <w:p>
-            <w:r>
-              <w:rPr>
-                <w:b/>
-                <w:i w:val="0"/>
-                <w:color w:val="DC2626"/>
-                <w:sz w:val="16"/>
-              </w:rPr>
-              <w:t>Haute</w:t>
-            </w:r>
-          </w:p>
-        </w:tc>
-        <w:tc>
-          <w:tcPr>
-            <w:tcW w:type="dxa" w:w="1247"/>
-          </w:tcPr>
-          <w:p>
-            <w:r>
-              <w:rPr>
-                <w:b/>
-                <w:i w:val="0"/>
-                <w:sz w:val="16"/>
-              </w:rPr>
-              <w:t>S11</w:t>
-              <w:br/>
-            </w:r>
-            <w:r>
-              <w:rPr>
-                <w:b w:val="0"/>
-                <w:i w:val="0"/>
-                <w:color w:val="64748B"/>
-                <w:sz w:val="14"/>
-              </w:rPr>
-              <w:t>Logement / cadre de vie</w:t>
-            </w:r>
-          </w:p>
-        </w:tc>
-        <w:tc>
-          <w:tcPr>
-            <w:tcW w:type="dxa" w:w="1531"/>
-          </w:tcPr>
-          <w:p>
-            <w:r>
-              <w:rPr>
-                <w:b/>
-                <w:i w:val="0"/>
-                <w:color w:val="16A34A"/>
-                <w:sz w:val="16"/>
-              </w:rPr>
-              <w:t>—</w:t>
-            </w:r>
-          </w:p>
-        </w:tc>
-        <w:tc>
-          <w:tcPr>
-            <w:tcW w:type="dxa" w:w="1191"/>
-          </w:tcPr>
-          <w:p>
-            <w:r>
-              <w:rPr>
-                <w:b w:val="0"/>
-                <w:i w:val="0"/>
-                <w:color w:val="64748B"/>
-                <w:sz w:val="16"/>
-              </w:rPr>
-              <w:t>GT-CQ</w:t>
-            </w:r>
-          </w:p>
-        </w:tc>
-        <w:tc>
-          <w:tcPr>
-            <w:tcW w:type="dxa" w:w="4706"/>
-          </w:tcPr>
-          <w:p>
-            <w:r>
-              <w:rPr>
-                <w:b w:val="0"/>
-                <w:i w:val="0"/>
-                <w:sz w:val="17"/>
-              </w:rPr>
-              <w:t>Incoherence!! Le ménage a depensé .</w:t>
-            </w:r>
-          </w:p>
-        </w:tc>
-      </w:tr>
-      <w:tr>
-        <w:tc>
-          <w:tcPr>
-            <w:tcW w:type="dxa" w:w="964"/>
-          </w:tcPr>
-          <w:p>
-            <w:r>
-              <w:rPr>
-                <w:b/>
-                <w:i w:val="0"/>
-                <w:color w:val="DC2626"/>
-                <w:sz w:val="16"/>
-              </w:rPr>
-              <w:t>Haute</w:t>
-            </w:r>
-          </w:p>
-        </w:tc>
-        <w:tc>
-          <w:tcPr>
-            <w:tcW w:type="dxa" w:w="1247"/>
-          </w:tcPr>
-          <w:p>
-            <w:r>
-              <w:rPr>
-                <w:b/>
-                <w:i w:val="0"/>
-                <w:sz w:val="16"/>
-              </w:rPr>
-              <w:t>S11</w:t>
-              <w:br/>
-            </w:r>
-            <w:r>
-              <w:rPr>
-                <w:b w:val="0"/>
-                <w:i w:val="0"/>
-                <w:color w:val="64748B"/>
-                <w:sz w:val="14"/>
-              </w:rPr>
-              <w:t>Logement / cadre de vie</w:t>
-            </w:r>
-          </w:p>
-        </w:tc>
-        <w:tc>
-          <w:tcPr>
-            <w:tcW w:type="dxa" w:w="1531"/>
-          </w:tcPr>
-          <w:p>
-            <w:r>
-              <w:rPr>
-                <w:b/>
-                <w:i w:val="0"/>
-                <w:color w:val="16A34A"/>
-                <w:sz w:val="16"/>
-              </w:rPr>
-              <w:t>s01q29, s01q31, s04q24, s00q04, s11q21, s09fq03, s09fq011</w:t>
-            </w:r>
-          </w:p>
-        </w:tc>
-        <w:tc>
-          <w:tcPr>
-            <w:tcW w:type="dxa" w:w="1191"/>
-          </w:tcPr>
-          <w:p>
-            <w:r>
-              <w:rPr>
-                <w:b w:val="0"/>
-                <w:i w:val="0"/>
-                <w:color w:val="64748B"/>
-                <w:sz w:val="16"/>
-              </w:rPr>
-              <w:t>GT-CQ</w:t>
-            </w:r>
-          </w:p>
-        </w:tc>
-        <w:tc>
-          <w:tcPr>
-            <w:tcW w:type="dxa" w:w="4706"/>
-          </w:tcPr>
-          <w:p>
-            <w:r>
-              <w:rPr>
-                <w:b w:val="0"/>
-                <w:i w:val="0"/>
-                <w:sz w:val="17"/>
-              </w:rPr>
-              <w:t>FCFA dans Frais de connexion au réseau de distribution d'eau mais dit ne pas être connecté à un réseau d'eau courante, prière de corriger cette incoherence</w:t>
-            </w:r>
-          </w:p>
-        </w:tc>
-      </w:tr>
-      <w:tr>
-        <w:tc>
-          <w:tcPr>
-            <w:tcW w:type="dxa" w:w="964"/>
-          </w:tcPr>
-          <w:p>
-            <w:r>
-              <w:rPr>
-                <w:b/>
-                <w:i w:val="0"/>
-                <w:color w:val="DC2626"/>
-                <w:sz w:val="16"/>
-              </w:rPr>
-              <w:t>Haute</w:t>
-            </w:r>
-          </w:p>
-        </w:tc>
-        <w:tc>
-          <w:tcPr>
-            <w:tcW w:type="dxa" w:w="1247"/>
-          </w:tcPr>
-          <w:p>
-            <w:r>
-              <w:rPr>
-                <w:b/>
-                <w:i w:val="0"/>
-                <w:sz w:val="16"/>
-              </w:rPr>
-              <w:t>S16</w:t>
-              <w:br/>
-            </w:r>
-            <w:r>
-              <w:rPr>
-                <w:b w:val="0"/>
-                <w:i w:val="0"/>
-                <w:color w:val="64748B"/>
-                <w:sz w:val="14"/>
-              </w:rPr>
-              <w:t>Agriculture</w:t>
-            </w:r>
-          </w:p>
-        </w:tc>
-        <w:tc>
-          <w:tcPr>
-            <w:tcW w:type="dxa" w:w="1531"/>
-          </w:tcPr>
-          <w:p>
-            <w:r>
-              <w:rPr>
-                <w:b/>
-                <w:i w:val="0"/>
-                <w:color w:val="16A34A"/>
-                <w:sz w:val="16"/>
-              </w:rPr>
-              <w:t>s00q07a, s00q08, s00q10, s00q13_0, s00q15_0, s00q17_0, s00q23a, s00q23b</w:t>
-            </w:r>
-          </w:p>
-        </w:tc>
-        <w:tc>
-          <w:tcPr>
-            <w:tcW w:type="dxa" w:w="1191"/>
-          </w:tcPr>
-          <w:p>
-            <w:r>
-              <w:rPr>
-                <w:b w:val="0"/>
-                <w:i w:val="0"/>
-                <w:color w:val="64748B"/>
-                <w:sz w:val="16"/>
-              </w:rPr>
-              <w:t>GT-CQ</w:t>
-            </w:r>
-          </w:p>
-        </w:tc>
-        <w:tc>
-          <w:tcPr>
-            <w:tcW w:type="dxa" w:w="4706"/>
-          </w:tcPr>
-          <w:p>
-            <w:r>
-              <w:rPr>
-                <w:b w:val="0"/>
-                <w:i w:val="0"/>
-                <w:sz w:val="17"/>
-              </w:rPr>
-              <w:t>La somme des quantités consommées (0 kg), des quantités offertes (40 kg),  des quantités vendus (0 kg) et des quantités en stock (210 kg) depasse la quantité totale (1 kg) que le ménage a eu après la recolte de Riz Paddy , prière de corriger cette incoherence.</w:t>
-            </w:r>
-          </w:p>
-        </w:tc>
-      </w:tr>
-      <w:tr>
-        <w:tc>
-          <w:tcPr>
-            <w:tcW w:type="dxa" w:w="964"/>
-          </w:tcPr>
-          <w:p>
-            <w:r>
-              <w:rPr>
-                <w:b/>
-                <w:i w:val="0"/>
-                <w:color w:val="EA580C"/>
-                <w:sz w:val="16"/>
-              </w:rPr>
-              <w:t>Moyenne</w:t>
-            </w:r>
-          </w:p>
-        </w:tc>
-        <w:tc>
-          <w:tcPr>
-            <w:tcW w:type="dxa" w:w="1247"/>
-          </w:tcPr>
-          <w:p>
-            <w:r>
-              <w:rPr>
-                <w:b/>
-                <w:i w:val="0"/>
-                <w:sz w:val="16"/>
-              </w:rPr>
-              <w:t>S00</w:t>
-              <w:br/>
-            </w:r>
-            <w:r>
-              <w:rPr>
-                <w:b w:val="0"/>
-                <w:i w:val="0"/>
-                <w:color w:val="64748B"/>
-                <w:sz w:val="14"/>
-              </w:rPr>
-              <w:t>Identification</w:t>
-            </w:r>
-          </w:p>
-        </w:tc>
-        <w:tc>
-          <w:tcPr>
-            <w:tcW w:type="dxa" w:w="1531"/>
-          </w:tcPr>
-          <w:p>
-            <w:r>
-              <w:rPr>
-                <w:b/>
-                <w:i w:val="0"/>
-                <w:color w:val="16A34A"/>
-                <w:sz w:val="16"/>
-              </w:rPr>
-              <w:t>s00q27</w:t>
-            </w:r>
-          </w:p>
-        </w:tc>
-        <w:tc>
-          <w:tcPr>
-            <w:tcW w:type="dxa" w:w="1191"/>
-          </w:tcPr>
-          <w:p>
-            <w:r>
-              <w:rPr>
-                <w:b w:val="0"/>
-                <w:i w:val="0"/>
-                <w:color w:val="64748B"/>
-                <w:sz w:val="16"/>
-              </w:rPr>
-              <w:t>GT-CQ</w:t>
-            </w:r>
-          </w:p>
-        </w:tc>
-        <w:tc>
-          <w:tcPr>
-            <w:tcW w:type="dxa" w:w="4706"/>
-          </w:tcPr>
-          <w:p>
-            <w:r>
-              <w:rPr>
-                <w:b w:val="0"/>
-                <w:i w:val="0"/>
-                <w:sz w:val="17"/>
-              </w:rPr>
-              <w:t>Le questionnaire semble ne pas être complètement fini mais le questionnaire est en statut complet, prière de compléter le questionnaire.</w:t>
-            </w:r>
-          </w:p>
-        </w:tc>
-      </w:tr>
-      <w:tr>
-        <w:tc>
-          <w:tcPr>
-            <w:tcW w:type="dxa" w:w="964"/>
-          </w:tcPr>
-          <w:p>
-            <w:r>
-              <w:rPr>
-                <w:b/>
-                <w:i w:val="0"/>
-                <w:color w:val="EA580C"/>
-                <w:sz w:val="16"/>
-              </w:rPr>
-              <w:t>Moyenne</w:t>
-            </w:r>
-          </w:p>
-        </w:tc>
-        <w:tc>
-          <w:tcPr>
-            <w:tcW w:type="dxa" w:w="1247"/>
-          </w:tcPr>
-          <w:p>
-            <w:r>
-              <w:rPr>
-                <w:b/>
-                <w:i w:val="0"/>
-                <w:sz w:val="16"/>
-              </w:rPr>
-              <w:t>S00</w:t>
-              <w:br/>
-            </w:r>
-            <w:r>
-              <w:rPr>
-                <w:b w:val="0"/>
-                <w:i w:val="0"/>
-                <w:color w:val="64748B"/>
-                <w:sz w:val="14"/>
-              </w:rPr>
-              <w:t>Identification</w:t>
-            </w:r>
-          </w:p>
-        </w:tc>
-        <w:tc>
-          <w:tcPr>
-            <w:tcW w:type="dxa" w:w="1531"/>
-          </w:tcPr>
-          <w:p>
-            <w:r>
-              <w:rPr>
-                <w:b/>
-                <w:i w:val="0"/>
-                <w:color w:val="16A34A"/>
-                <w:sz w:val="16"/>
-              </w:rPr>
-              <w:t>—</w:t>
-            </w:r>
-          </w:p>
-        </w:tc>
-        <w:tc>
-          <w:tcPr>
-            <w:tcW w:type="dxa" w:w="1191"/>
-          </w:tcPr>
-          <w:p>
-            <w:r>
-              <w:rPr>
-                <w:b w:val="0"/>
-                <w:i w:val="0"/>
-                <w:color w:val="64748B"/>
-                <w:sz w:val="16"/>
-              </w:rPr>
-              <w:t>GT-CQ</w:t>
-            </w:r>
-          </w:p>
-        </w:tc>
-        <w:tc>
-          <w:tcPr>
-            <w:tcW w:type="dxa" w:w="4706"/>
-          </w:tcPr>
-          <w:p>
-            <w:r>
-              <w:rPr>
-                <w:b w:val="0"/>
-                <w:i w:val="0"/>
-                <w:sz w:val="17"/>
-              </w:rPr>
-              <w:t>L'adresse ou la localisation du ménage doit être bien renseignée, ne doit pas contenir des numéros de téléphone et elle semble courte pour être une adresse.</w:t>
-            </w:r>
-          </w:p>
-        </w:tc>
-      </w:tr>
-      <w:tr>
-        <w:tc>
-          <w:tcPr>
-            <w:tcW w:type="dxa" w:w="964"/>
-          </w:tcPr>
-          <w:p>
-            <w:r>
-              <w:rPr>
-                <w:b/>
-                <w:i w:val="0"/>
-                <w:color w:val="EA580C"/>
-                <w:sz w:val="16"/>
-              </w:rPr>
-              <w:t>Moyenne</w:t>
-            </w:r>
-          </w:p>
-        </w:tc>
-        <w:tc>
-          <w:tcPr>
-            <w:tcW w:type="dxa" w:w="1247"/>
-          </w:tcPr>
-          <w:p>
-            <w:r>
-              <w:rPr>
-                <w:b/>
-                <w:i w:val="0"/>
-                <w:sz w:val="16"/>
-              </w:rPr>
-              <w:t>S00</w:t>
-              <w:br/>
-            </w:r>
-            <w:r>
-              <w:rPr>
-                <w:b w:val="0"/>
-                <w:i w:val="0"/>
-                <w:color w:val="64748B"/>
-                <w:sz w:val="14"/>
-              </w:rPr>
-              <w:t>Identification</w:t>
-            </w:r>
-          </w:p>
-        </w:tc>
-        <w:tc>
-          <w:tcPr>
-            <w:tcW w:type="dxa" w:w="1531"/>
-          </w:tcPr>
-          <w:p>
-            <w:r>
-              <w:rPr>
-                <w:b/>
-                <w:i w:val="0"/>
-                <w:color w:val="16A34A"/>
-                <w:sz w:val="16"/>
-              </w:rPr>
-              <w:t>s00q08, s00q10</w:t>
-            </w:r>
-          </w:p>
-        </w:tc>
-        <w:tc>
-          <w:tcPr>
-            <w:tcW w:type="dxa" w:w="1191"/>
-          </w:tcPr>
-          <w:p>
-            <w:r>
-              <w:rPr>
-                <w:b w:val="0"/>
-                <w:i w:val="0"/>
-                <w:color w:val="64748B"/>
-                <w:sz w:val="16"/>
-              </w:rPr>
-              <w:t>GT-CQ</w:t>
-            </w:r>
-          </w:p>
-        </w:tc>
-        <w:tc>
-          <w:tcPr>
-            <w:tcW w:type="dxa" w:w="4706"/>
-          </w:tcPr>
-          <w:p>
-            <w:r>
-              <w:rPr>
-                <w:b w:val="0"/>
-                <w:i w:val="0"/>
-                <w:sz w:val="17"/>
-              </w:rPr>
-              <w:t>Prière de renseigner la bonne adresse.Le ménage de DIERE DIATTA n'est pas un ménage sélectionné mais soit plutot un ménage de remplacement s'il a été réellement enquêté sinon remettez-le au ménage non rempli.</w:t>
-            </w:r>
-          </w:p>
-        </w:tc>
-      </w:tr>
-      <w:tr>
-        <w:tc>
-          <w:tcPr>
-            <w:tcW w:type="dxa" w:w="964"/>
-          </w:tcPr>
-          <w:p>
-            <w:r>
-              <w:rPr>
-                <w:b/>
-                <w:i w:val="0"/>
-                <w:color w:val="EA580C"/>
-                <w:sz w:val="16"/>
-              </w:rPr>
-              <w:t>Moyenne</w:t>
-            </w:r>
-          </w:p>
-        </w:tc>
-        <w:tc>
-          <w:tcPr>
-            <w:tcW w:type="dxa" w:w="1247"/>
-          </w:tcPr>
-          <w:p>
-            <w:r>
-              <w:rPr>
-                <w:b/>
-                <w:i w:val="0"/>
-                <w:sz w:val="16"/>
-              </w:rPr>
-              <w:t>S01</w:t>
-              <w:br/>
-            </w:r>
-            <w:r>
-              <w:rPr>
-                <w:b w:val="0"/>
-                <w:i w:val="0"/>
-                <w:color w:val="64748B"/>
-                <w:sz w:val="14"/>
-              </w:rPr>
-              <w:t>Démographie</w:t>
-            </w:r>
-          </w:p>
-        </w:tc>
-        <w:tc>
-          <w:tcPr>
-            <w:tcW w:type="dxa" w:w="1531"/>
-          </w:tcPr>
-          <w:p>
-            <w:r>
-              <w:rPr>
-                <w:b/>
-                <w:i w:val="0"/>
-                <w:color w:val="16A34A"/>
-                <w:sz w:val="16"/>
-              </w:rPr>
-              <w:t>—</w:t>
-            </w:r>
-          </w:p>
-        </w:tc>
-        <w:tc>
-          <w:tcPr>
-            <w:tcW w:type="dxa" w:w="1191"/>
-          </w:tcPr>
-          <w:p>
-            <w:r>
-              <w:rPr>
-                <w:b w:val="0"/>
-                <w:i w:val="0"/>
-                <w:color w:val="64748B"/>
-                <w:sz w:val="16"/>
-              </w:rPr>
-              <w:t>GT-CQ</w:t>
-            </w:r>
-          </w:p>
-        </w:tc>
-        <w:tc>
-          <w:tcPr>
-            <w:tcW w:type="dxa" w:w="4706"/>
-          </w:tcPr>
-          <w:p>
-            <w:r>
-              <w:rPr>
-                <w:b w:val="0"/>
-                <w:i w:val="0"/>
-                <w:sz w:val="17"/>
-              </w:rPr>
-              <w:t>Prière de verifier l'information donnée par Diere DIATTA ou corriger au niveau de la section 1.</w:t>
-            </w:r>
-          </w:p>
-        </w:tc>
-      </w:tr>
-      <w:tr>
-        <w:tc>
-          <w:tcPr>
-            <w:tcW w:type="dxa" w:w="964"/>
-          </w:tcPr>
-          <w:p>
-            <w:r>
-              <w:rPr>
-                <w:b/>
-                <w:i w:val="0"/>
-                <w:color w:val="EA580C"/>
-                <w:sz w:val="16"/>
-              </w:rPr>
-              <w:t>Moyenne</w:t>
-            </w:r>
-          </w:p>
-        </w:tc>
-        <w:tc>
-          <w:tcPr>
-            <w:tcW w:type="dxa" w:w="1247"/>
-          </w:tcPr>
-          <w:p>
-            <w:r>
-              <w:rPr>
-                <w:b/>
-                <w:i w:val="0"/>
-                <w:sz w:val="16"/>
-              </w:rPr>
-              <w:t>S01</w:t>
-              <w:br/>
-            </w:r>
-            <w:r>
-              <w:rPr>
-                <w:b w:val="0"/>
-                <w:i w:val="0"/>
-                <w:color w:val="64748B"/>
-                <w:sz w:val="14"/>
-              </w:rPr>
-              <w:t>Démographie</w:t>
-            </w:r>
-          </w:p>
-        </w:tc>
-        <w:tc>
-          <w:tcPr>
-            <w:tcW w:type="dxa" w:w="1531"/>
-          </w:tcPr>
-          <w:p>
-            <w:r>
-              <w:rPr>
-                <w:b/>
-                <w:i w:val="0"/>
-                <w:color w:val="16A34A"/>
-                <w:sz w:val="16"/>
-              </w:rPr>
-              <w:t>—</w:t>
-            </w:r>
-          </w:p>
-        </w:tc>
-        <w:tc>
-          <w:tcPr>
-            <w:tcW w:type="dxa" w:w="1191"/>
-          </w:tcPr>
-          <w:p>
-            <w:r>
-              <w:rPr>
-                <w:b w:val="0"/>
-                <w:i w:val="0"/>
-                <w:color w:val="64748B"/>
-                <w:sz w:val="16"/>
-              </w:rPr>
-              <w:t>GT-CQ</w:t>
-            </w:r>
-          </w:p>
-        </w:tc>
-        <w:tc>
-          <w:tcPr>
-            <w:tcW w:type="dxa" w:w="4706"/>
-          </w:tcPr>
-          <w:p>
-            <w:r>
-              <w:rPr>
-                <w:b w:val="0"/>
-                <w:i w:val="0"/>
-                <w:sz w:val="17"/>
-              </w:rPr>
-              <w:t>Prière de verifier l'information donnée par Ndeye DJIBA ou corriger au niveau de la section 1.</w:t>
-            </w:r>
-          </w:p>
-        </w:tc>
-      </w:tr>
-      <w:tr>
-        <w:tc>
-          <w:tcPr>
-            <w:tcW w:type="dxa" w:w="964"/>
-          </w:tcPr>
-          <w:p>
-            <w:r>
-              <w:rPr>
-                <w:b/>
-                <w:i w:val="0"/>
-                <w:color w:val="EA580C"/>
-                <w:sz w:val="16"/>
-              </w:rPr>
-              <w:t>Moyenne</w:t>
-            </w:r>
-          </w:p>
-        </w:tc>
-        <w:tc>
-          <w:tcPr>
-            <w:tcW w:type="dxa" w:w="1247"/>
-          </w:tcPr>
-          <w:p>
-            <w:r>
-              <w:rPr>
-                <w:b/>
-                <w:i w:val="0"/>
-                <w:sz w:val="16"/>
-              </w:rPr>
-              <w:t>S02</w:t>
-              <w:br/>
-            </w:r>
-            <w:r>
-              <w:rPr>
-                <w:b w:val="0"/>
-                <w:i w:val="0"/>
-                <w:color w:val="64748B"/>
-                <w:sz w:val="14"/>
-              </w:rPr>
-              <w:t>Éducation</w:t>
-            </w:r>
-          </w:p>
-        </w:tc>
-        <w:tc>
-          <w:tcPr>
-            <w:tcW w:type="dxa" w:w="1531"/>
-          </w:tcPr>
-          <w:p>
-            <w:r>
-              <w:rPr>
-                <w:b/>
-                <w:i w:val="0"/>
-                <w:color w:val="16A34A"/>
-                <w:sz w:val="16"/>
-              </w:rPr>
-              <w:t>—</w:t>
-            </w:r>
-          </w:p>
-        </w:tc>
-        <w:tc>
-          <w:tcPr>
-            <w:tcW w:type="dxa" w:w="1191"/>
-          </w:tcPr>
-          <w:p>
-            <w:r>
-              <w:rPr>
-                <w:b w:val="0"/>
-                <w:i w:val="0"/>
-                <w:color w:val="64748B"/>
-                <w:sz w:val="16"/>
-              </w:rPr>
-              <w:t>GT-CQ</w:t>
-            </w:r>
-          </w:p>
-        </w:tc>
-        <w:tc>
-          <w:tcPr>
-            <w:tcW w:type="dxa" w:w="4706"/>
-          </w:tcPr>
-          <w:p>
-            <w:r>
-              <w:rPr>
-                <w:b w:val="0"/>
-                <w:i w:val="0"/>
-                <w:sz w:val="17"/>
-              </w:rPr>
-              <w:t>Attention!!! le montant payé pour les frais de scolarité ( 11000 FCFA) de Mamadou Kandja DIATTA  qui fréquente 3ème année de Maternelle semble faible.</w:t>
-            </w:r>
-          </w:p>
-        </w:tc>
-      </w:tr>
-      <w:tr>
-        <w:tc>
-          <w:tcPr>
-            <w:tcW w:type="dxa" w:w="964"/>
-          </w:tcPr>
-          <w:p>
-            <w:r>
-              <w:rPr>
-                <w:b/>
-                <w:i w:val="0"/>
-                <w:color w:val="EA580C"/>
-                <w:sz w:val="16"/>
-              </w:rPr>
-              <w:t>Moyenne</w:t>
-            </w:r>
-          </w:p>
-        </w:tc>
-        <w:tc>
-          <w:tcPr>
-            <w:tcW w:type="dxa" w:w="1247"/>
-          </w:tcPr>
-          <w:p>
-            <w:r>
-              <w:rPr>
-                <w:b/>
-                <w:i w:val="0"/>
-                <w:sz w:val="16"/>
-              </w:rPr>
-              <w:t>S02</w:t>
-              <w:br/>
-            </w:r>
-            <w:r>
-              <w:rPr>
-                <w:b w:val="0"/>
-                <w:i w:val="0"/>
-                <w:color w:val="64748B"/>
-                <w:sz w:val="14"/>
-              </w:rPr>
-              <w:t>Éducation</w:t>
-            </w:r>
-          </w:p>
-        </w:tc>
-        <w:tc>
-          <w:tcPr>
-            <w:tcW w:type="dxa" w:w="1531"/>
-          </w:tcPr>
-          <w:p>
-            <w:r>
-              <w:rPr>
-                <w:b/>
-                <w:i w:val="0"/>
-                <w:color w:val="16A34A"/>
-                <w:sz w:val="16"/>
-              </w:rPr>
-              <w:t>—</w:t>
-            </w:r>
-          </w:p>
-        </w:tc>
-        <w:tc>
-          <w:tcPr>
-            <w:tcW w:type="dxa" w:w="1191"/>
-          </w:tcPr>
-          <w:p>
-            <w:r>
-              <w:rPr>
-                <w:b w:val="0"/>
-                <w:i w:val="0"/>
-                <w:color w:val="64748B"/>
-                <w:sz w:val="16"/>
-              </w:rPr>
-              <w:t>GT-CQ</w:t>
-            </w:r>
-          </w:p>
-        </w:tc>
-        <w:tc>
-          <w:tcPr>
-            <w:tcW w:type="dxa" w:w="4706"/>
-          </w:tcPr>
-          <w:p>
-            <w:r>
-              <w:rPr>
-                <w:b w:val="0"/>
-                <w:i w:val="0"/>
-                <w:sz w:val="17"/>
-              </w:rPr>
-              <w:t>Veuillez verifier cette information auprès de l'enquêté ou confirmer avec le QG.</w:t>
-            </w:r>
-          </w:p>
-        </w:tc>
-      </w:tr>
-      <w:tr>
-        <w:tc>
-          <w:tcPr>
-            <w:tcW w:type="dxa" w:w="964"/>
-          </w:tcPr>
-          <w:p>
-            <w:r>
-              <w:rPr>
-                <w:b/>
-                <w:i w:val="0"/>
-                <w:color w:val="EA580C"/>
-                <w:sz w:val="16"/>
-              </w:rPr>
-              <w:t>Moyenne</w:t>
-            </w:r>
-          </w:p>
-        </w:tc>
-        <w:tc>
-          <w:tcPr>
-            <w:tcW w:type="dxa" w:w="1247"/>
-          </w:tcPr>
-          <w:p>
-            <w:r>
-              <w:rPr>
-                <w:b/>
-                <w:i w:val="0"/>
-                <w:sz w:val="16"/>
-              </w:rPr>
-              <w:t>S02</w:t>
-              <w:br/>
-            </w:r>
-            <w:r>
-              <w:rPr>
-                <w:b w:val="0"/>
-                <w:i w:val="0"/>
-                <w:color w:val="64748B"/>
-                <w:sz w:val="14"/>
-              </w:rPr>
-              <w:t>Éducation</w:t>
-            </w:r>
-          </w:p>
-        </w:tc>
-        <w:tc>
-          <w:tcPr>
-            <w:tcW w:type="dxa" w:w="1531"/>
-          </w:tcPr>
-          <w:p>
-            <w:r>
-              <w:rPr>
-                <w:b/>
-                <w:i w:val="0"/>
-                <w:color w:val="16A34A"/>
-                <w:sz w:val="16"/>
-              </w:rPr>
-              <w:t>s01q63, s00q04, s02q25, s01q00b, s02q17_2, s02q15_2</w:t>
-            </w:r>
-          </w:p>
-        </w:tc>
-        <w:tc>
-          <w:tcPr>
-            <w:tcW w:type="dxa" w:w="1191"/>
-          </w:tcPr>
-          <w:p>
-            <w:r>
-              <w:rPr>
-                <w:b w:val="0"/>
-                <w:i w:val="0"/>
-                <w:color w:val="64748B"/>
-                <w:sz w:val="16"/>
-              </w:rPr>
-              <w:t>GT-CQ</w:t>
-            </w:r>
-          </w:p>
-        </w:tc>
-        <w:tc>
-          <w:tcPr>
-            <w:tcW w:type="dxa" w:w="4706"/>
-          </w:tcPr>
-          <w:p>
-            <w:r>
-              <w:rPr>
-                <w:b w:val="0"/>
-                <w:i w:val="0"/>
-                <w:sz w:val="17"/>
-              </w:rPr>
-              <w:t>Dans les milieux urbains c'est peu probable de voir une école dont les élèves ou étudiants ne dépensent pas en frais d'uniformes, prière de verifier pour Mamadou Kandja DIATTA qui fréquente 3ème année de Maternelle et corriger ou confirmer avec le QG.</w:t>
-            </w:r>
-          </w:p>
-        </w:tc>
-      </w:tr>
-      <w:tr>
-        <w:tc>
-          <w:tcPr>
-            <w:tcW w:type="dxa" w:w="964"/>
-          </w:tcPr>
-          <w:p>
-            <w:r>
-              <w:rPr>
-                <w:b/>
-                <w:i w:val="0"/>
-                <w:color w:val="EA580C"/>
-                <w:sz w:val="16"/>
-              </w:rPr>
-              <w:t>Moyenne</w:t>
-            </w:r>
-          </w:p>
-        </w:tc>
-        <w:tc>
-          <w:tcPr>
-            <w:tcW w:type="dxa" w:w="1247"/>
-          </w:tcPr>
-          <w:p>
-            <w:r>
-              <w:rPr>
-                <w:b/>
-                <w:i w:val="0"/>
-                <w:sz w:val="16"/>
-              </w:rPr>
-              <w:t>S02</w:t>
-              <w:br/>
-            </w:r>
-            <w:r>
-              <w:rPr>
-                <w:b w:val="0"/>
-                <w:i w:val="0"/>
-                <w:color w:val="64748B"/>
-                <w:sz w:val="14"/>
-              </w:rPr>
-              <w:t>Éducation</w:t>
-            </w:r>
-          </w:p>
-        </w:tc>
-        <w:tc>
-          <w:tcPr>
-            <w:tcW w:type="dxa" w:w="1531"/>
-          </w:tcPr>
-          <w:p>
-            <w:r>
-              <w:rPr>
-                <w:b/>
-                <w:i w:val="0"/>
-                <w:color w:val="16A34A"/>
-                <w:sz w:val="16"/>
-              </w:rPr>
-              <w:t>—</w:t>
-            </w:r>
-          </w:p>
-        </w:tc>
-        <w:tc>
-          <w:tcPr>
-            <w:tcW w:type="dxa" w:w="1191"/>
-          </w:tcPr>
-          <w:p>
-            <w:r>
-              <w:rPr>
-                <w:b w:val="0"/>
-                <w:i w:val="0"/>
-                <w:color w:val="64748B"/>
-                <w:sz w:val="16"/>
-              </w:rPr>
-              <w:t>GT-CQ</w:t>
-            </w:r>
-          </w:p>
-        </w:tc>
-        <w:tc>
-          <w:tcPr>
-            <w:tcW w:type="dxa" w:w="4706"/>
-          </w:tcPr>
-          <w:p>
-            <w:r>
-              <w:rPr>
-                <w:b w:val="0"/>
-                <w:i w:val="0"/>
-                <w:sz w:val="17"/>
-              </w:rPr>
-              <w:t>veuillez, s'il vous plait, confirmer les frais de scolarité ( 1000 FCFA) payée de Maguette SOW avec le QG ou apporter les corrections nécessaires.</w:t>
-            </w:r>
-          </w:p>
-        </w:tc>
-      </w:tr>
-      <w:tr>
-        <w:tc>
-          <w:tcPr>
-            <w:tcW w:type="dxa" w:w="964"/>
-          </w:tcPr>
-          <w:p>
-            <w:r>
-              <w:rPr>
-                <w:b/>
-                <w:i w:val="0"/>
-                <w:color w:val="EA580C"/>
-                <w:sz w:val="16"/>
-              </w:rPr>
-              <w:t>Moyenne</w:t>
-            </w:r>
-          </w:p>
-        </w:tc>
-        <w:tc>
-          <w:tcPr>
-            <w:tcW w:type="dxa" w:w="1247"/>
-          </w:tcPr>
-          <w:p>
-            <w:r>
-              <w:rPr>
-                <w:b/>
-                <w:i w:val="0"/>
-                <w:sz w:val="16"/>
-              </w:rPr>
-              <w:t>S02</w:t>
-              <w:br/>
-            </w:r>
-            <w:r>
-              <w:rPr>
-                <w:b w:val="0"/>
-                <w:i w:val="0"/>
-                <w:color w:val="64748B"/>
-                <w:sz w:val="14"/>
-              </w:rPr>
-              <w:t>Éducation</w:t>
-            </w:r>
-          </w:p>
-        </w:tc>
-        <w:tc>
-          <w:tcPr>
-            <w:tcW w:type="dxa" w:w="1531"/>
-          </w:tcPr>
-          <w:p>
-            <w:r>
-              <w:rPr>
-                <w:b/>
-                <w:i w:val="0"/>
-                <w:color w:val="16A34A"/>
-                <w:sz w:val="16"/>
-              </w:rPr>
-              <w:t>s01q63, s00q04, s02q25, s01q00b, s02q17_2, s02q15_2</w:t>
-            </w:r>
-          </w:p>
-        </w:tc>
-        <w:tc>
-          <w:tcPr>
-            <w:tcW w:type="dxa" w:w="1191"/>
-          </w:tcPr>
-          <w:p>
-            <w:r>
-              <w:rPr>
-                <w:b w:val="0"/>
-                <w:i w:val="0"/>
-                <w:color w:val="64748B"/>
-                <w:sz w:val="16"/>
-              </w:rPr>
-              <w:t>GT-CQ</w:t>
-            </w:r>
-          </w:p>
-        </w:tc>
-        <w:tc>
-          <w:tcPr>
-            <w:tcW w:type="dxa" w:w="4706"/>
-          </w:tcPr>
-          <w:p>
-            <w:r>
-              <w:rPr>
-                <w:b w:val="0"/>
-                <w:i w:val="0"/>
-                <w:sz w:val="17"/>
-              </w:rPr>
-              <w:t>Dans les milieux urbains c'est peu probable de voir une école dont les élèves ou étudiants ne dépensent pas en frais d'uniformes, prière de verifier pour Maguette SOW qui fréquente 3ème année de Primaire et corriger ou confirmer avec le QG.</w:t>
-            </w:r>
-          </w:p>
-        </w:tc>
-      </w:tr>
-      <w:tr>
-        <w:tc>
-          <w:tcPr>
-            <w:tcW w:type="dxa" w:w="964"/>
-          </w:tcPr>
-          <w:p>
-            <w:r>
-              <w:rPr>
-                <w:b/>
-                <w:i w:val="0"/>
-                <w:color w:val="EA580C"/>
-                <w:sz w:val="16"/>
-              </w:rPr>
-              <w:t>Moyenne</w:t>
-            </w:r>
-          </w:p>
-        </w:tc>
-        <w:tc>
-          <w:tcPr>
-            <w:tcW w:type="dxa" w:w="1247"/>
-          </w:tcPr>
-          <w:p>
-            <w:r>
-              <w:rPr>
-                <w:b/>
-                <w:i w:val="0"/>
-                <w:sz w:val="16"/>
-              </w:rPr>
-              <w:t>S02</w:t>
-              <w:br/>
-            </w:r>
-            <w:r>
-              <w:rPr>
-                <w:b w:val="0"/>
-                <w:i w:val="0"/>
-                <w:color w:val="64748B"/>
-                <w:sz w:val="14"/>
-              </w:rPr>
-              <w:t>Éducation</w:t>
-            </w:r>
-          </w:p>
-        </w:tc>
-        <w:tc>
-          <w:tcPr>
-            <w:tcW w:type="dxa" w:w="1531"/>
-          </w:tcPr>
-          <w:p>
-            <w:r>
-              <w:rPr>
-                <w:b/>
-                <w:i w:val="0"/>
-                <w:color w:val="16A34A"/>
-                <w:sz w:val="16"/>
-              </w:rPr>
-              <w:t>—</w:t>
-            </w:r>
-          </w:p>
-        </w:tc>
-        <w:tc>
-          <w:tcPr>
-            <w:tcW w:type="dxa" w:w="1191"/>
-          </w:tcPr>
-          <w:p>
-            <w:r>
-              <w:rPr>
-                <w:b w:val="0"/>
-                <w:i w:val="0"/>
-                <w:color w:val="64748B"/>
-                <w:sz w:val="16"/>
-              </w:rPr>
-              <w:t>GT-CQ</w:t>
-            </w:r>
-          </w:p>
-        </w:tc>
-        <w:tc>
-          <w:tcPr>
-            <w:tcW w:type="dxa" w:w="4706"/>
-          </w:tcPr>
-          <w:p>
-            <w:r>
-              <w:rPr>
-                <w:b w:val="0"/>
-                <w:i w:val="0"/>
-                <w:sz w:val="17"/>
-              </w:rPr>
-              <w:t>veuillez, s'il vous plait, confirmer les frais de scolarité ( 1000 FCFA) payée de Ndeye DJIBA avec le QG ou apporter les corrections nécessaires.</w:t>
-            </w:r>
-          </w:p>
-        </w:tc>
-      </w:tr>
-      <w:tr>
-        <w:tc>
-          <w:tcPr>
-            <w:tcW w:type="dxa" w:w="964"/>
-          </w:tcPr>
-          <w:p>
-            <w:r>
-              <w:rPr>
-                <w:b/>
-                <w:i w:val="0"/>
-                <w:color w:val="EA580C"/>
-                <w:sz w:val="16"/>
-              </w:rPr>
-              <w:t>Moyenne</w:t>
-            </w:r>
-          </w:p>
-        </w:tc>
-        <w:tc>
-          <w:tcPr>
-            <w:tcW w:type="dxa" w:w="1247"/>
-          </w:tcPr>
-          <w:p>
-            <w:r>
-              <w:rPr>
-                <w:b/>
-                <w:i w:val="0"/>
-                <w:sz w:val="16"/>
-              </w:rPr>
-              <w:t>S02</w:t>
-              <w:br/>
-            </w:r>
-            <w:r>
-              <w:rPr>
-                <w:b w:val="0"/>
-                <w:i w:val="0"/>
-                <w:color w:val="64748B"/>
-                <w:sz w:val="14"/>
-              </w:rPr>
-              <w:t>Éducation</w:t>
-            </w:r>
-          </w:p>
-        </w:tc>
-        <w:tc>
-          <w:tcPr>
-            <w:tcW w:type="dxa" w:w="1531"/>
-          </w:tcPr>
-          <w:p>
-            <w:r>
-              <w:rPr>
-                <w:b/>
-                <w:i w:val="0"/>
-                <w:color w:val="16A34A"/>
-                <w:sz w:val="16"/>
-              </w:rPr>
-              <w:t>s01q63, s00q04, s02q25, s01q00b, s02q17_2, s02q15_2</w:t>
-            </w:r>
-          </w:p>
-        </w:tc>
-        <w:tc>
-          <w:tcPr>
-            <w:tcW w:type="dxa" w:w="1191"/>
-          </w:tcPr>
-          <w:p>
-            <w:r>
-              <w:rPr>
-                <w:b w:val="0"/>
-                <w:i w:val="0"/>
-                <w:color w:val="64748B"/>
-                <w:sz w:val="16"/>
-              </w:rPr>
-              <w:t>GT-CQ</w:t>
-            </w:r>
-          </w:p>
-        </w:tc>
-        <w:tc>
-          <w:tcPr>
-            <w:tcW w:type="dxa" w:w="4706"/>
-          </w:tcPr>
-          <w:p>
-            <w:r>
-              <w:rPr>
-                <w:b w:val="0"/>
-                <w:i w:val="0"/>
-                <w:sz w:val="17"/>
-              </w:rPr>
               <w:t>Dans les milieux urbains c'est peu probable de voir une école dont les élèves ou étudiants ne dépensent pas en frais d'uniformes, prière de verifier pour Ndeye DJIBA qui fréquente 1ére année de Primaire et corriger ou confirmer avec le QG.</w:t>
-            </w:r>
-          </w:p>
-        </w:tc>
-      </w:tr>
-      <w:tr>
-        <w:tc>
-          <w:tcPr>
-            <w:tcW w:type="dxa" w:w="964"/>
-          </w:tcPr>
-          <w:p>
-            <w:r>
-              <w:rPr>
-                <w:b/>
-                <w:i w:val="0"/>
-                <w:color w:val="EA580C"/>
-                <w:sz w:val="16"/>
-              </w:rPr>
-              <w:t>Moyenne</w:t>
-            </w:r>
-          </w:p>
-        </w:tc>
-        <w:tc>
-          <w:tcPr>
-            <w:tcW w:type="dxa" w:w="1247"/>
-          </w:tcPr>
-          <w:p>
-            <w:r>
-              <w:rPr>
-                <w:b/>
-                <w:i w:val="0"/>
-                <w:sz w:val="16"/>
-              </w:rPr>
-              <w:t>S02</w:t>
-              <w:br/>
-            </w:r>
-            <w:r>
-              <w:rPr>
-                <w:b w:val="0"/>
-                <w:i w:val="0"/>
-                <w:color w:val="64748B"/>
-                <w:sz w:val="14"/>
-              </w:rPr>
-              <w:t>Éducation</w:t>
-            </w:r>
-          </w:p>
-        </w:tc>
-        <w:tc>
-          <w:tcPr>
-            <w:tcW w:type="dxa" w:w="1531"/>
-          </w:tcPr>
-          <w:p>
-            <w:r>
-              <w:rPr>
-                <w:b/>
-                <w:i w:val="0"/>
-                <w:color w:val="16A34A"/>
-                <w:sz w:val="16"/>
-              </w:rPr>
-              <w:t>—</w:t>
-            </w:r>
-          </w:p>
-        </w:tc>
-        <w:tc>
-          <w:tcPr>
-            <w:tcW w:type="dxa" w:w="1191"/>
-          </w:tcPr>
-          <w:p>
-            <w:r>
-              <w:rPr>
-                <w:b w:val="0"/>
-                <w:i w:val="0"/>
-                <w:color w:val="64748B"/>
-                <w:sz w:val="16"/>
-              </w:rPr>
-              <w:t>GT-CQ</w:t>
-            </w:r>
-          </w:p>
-        </w:tc>
-        <w:tc>
-          <w:tcPr>
-            <w:tcW w:type="dxa" w:w="4706"/>
-          </w:tcPr>
-          <w:p>
-            <w:r>
-              <w:rPr>
-                <w:b w:val="0"/>
-                <w:i w:val="0"/>
-                <w:sz w:val="17"/>
-              </w:rPr>
-              <w:t>veuillez, s'il vous plait, confirmer les frais de scolarité ( 6000 FCFA) payée de Kadialy KOLY avec le QG ou apporter les corrections nécessaires.</w:t>
             </w:r>
           </w:p>
         </w:tc>
